--- a/R1-A1-S3 - Primera entrega/Avances/AVANCE 1 - TallerControl - COBOS_ARCE.docx
+++ b/R1-A1-S3 - Primera entrega/Avances/AVANCE 1 - TallerControl - COBOS_ARCE.docx
@@ -24,7 +24,6 @@
         </w:rPr>
         <w:t xml:space="preserve"> - </w:t>
       </w:r>
-      <w:proofErr w:type="spellStart"/>
       <w:r>
         <w:rPr>
           <w:b/>
@@ -32,7 +31,6 @@
         </w:rPr>
         <w:t>TallerControl</w:t>
       </w:r>
-      <w:proofErr w:type="spellEnd"/>
     </w:p>
     <w:p>
       <w:pPr>
@@ -4914,15 +4912,7 @@
       <w:bookmarkStart w:id="27" w:name="_Toc237797658"/>
       <w:r>
         <w:lastRenderedPageBreak/>
-        <w:t>Método Discreto (</w:t>
-      </w:r>
-      <w:proofErr w:type="spellStart"/>
-      <w:r>
-        <w:t>Observacion</w:t>
-      </w:r>
-      <w:proofErr w:type="spellEnd"/>
-      <w:r>
-        <w:t>)</w:t>
+        <w:t>Método Discreto (Observacion)</w:t>
       </w:r>
       <w:bookmarkEnd w:id="26"/>
       <w:bookmarkEnd w:id="27"/>
@@ -6603,49 +6593,7 @@
               <w:rPr>
                 <w:lang w:eastAsia="es-CO"/>
               </w:rPr>
-              <w:t xml:space="preserve">El sistema debe almacenar las contraseñas utilizando funciones de </w:t>
-            </w:r>
-            <w:proofErr w:type="spellStart"/>
-            <w:r>
-              <w:rPr>
-                <w:lang w:eastAsia="es-CO"/>
-              </w:rPr>
-              <w:t>hashing</w:t>
-            </w:r>
-            <w:proofErr w:type="spellEnd"/>
-            <w:r>
-              <w:rPr>
-                <w:lang w:eastAsia="es-CO"/>
-              </w:rPr>
-              <w:t xml:space="preserve"> seguras (como </w:t>
-            </w:r>
-            <w:proofErr w:type="spellStart"/>
-            <w:r>
-              <w:rPr>
-                <w:lang w:eastAsia="es-CO"/>
-              </w:rPr>
-              <w:t>Bcrypt</w:t>
-            </w:r>
-            <w:proofErr w:type="spellEnd"/>
-            <w:r>
-              <w:rPr>
-                <w:lang w:eastAsia="es-CO"/>
-              </w:rPr>
-              <w:t xml:space="preserve">) junto con un </w:t>
-            </w:r>
-            <w:proofErr w:type="spellStart"/>
-            <w:r>
-              <w:rPr>
-                <w:lang w:eastAsia="es-CO"/>
-              </w:rPr>
-              <w:t>salt</w:t>
-            </w:r>
-            <w:proofErr w:type="spellEnd"/>
-            <w:r>
-              <w:rPr>
-                <w:lang w:eastAsia="es-CO"/>
-              </w:rPr>
-              <w:t xml:space="preserve"> aleatorio por usuario.</w:t>
+              <w:t>El sistema debe almacenar las contraseñas utilizando funciones de hashing seguras (como Bcrypt) junto con un salt aleatorio por usuario.</w:t>
             </w:r>
           </w:p>
         </w:tc>
@@ -8683,15 +8631,13 @@
     <w:p>
       <w:r>
         <w:lastRenderedPageBreak/>
-        <w:t xml:space="preserve">Para una mejor visualización se adjuntan los anexos correspondientes a la carpeta que contiene el completo para su abertura en la aplicación de </w:t>
-      </w:r>
-      <w:proofErr w:type="spellStart"/>
-      <w:r>
-        <w:t>ProjectLibre</w:t>
-      </w:r>
-      <w:proofErr w:type="spellEnd"/>
-      <w:r>
-        <w:t xml:space="preserve"> y al archivo PDF para una vista previa: </w:t>
+        <w:t>Para una mejor visualización se adjuntan los anexos correspondientes a la carpeta que contiene el</w:t>
+      </w:r>
+      <w:r>
+        <w:t xml:space="preserve"> archivo</w:t>
+      </w:r>
+      <w:r>
+        <w:t xml:space="preserve"> completo para su abertura en la aplicación de ProjectLibre y al archivo PDF para una vista previa: </w:t>
       </w:r>
       <w:r>
         <w:rPr>
@@ -8877,14 +8823,7 @@
         <w:rPr>
           <w:lang w:val="pt-BR"/>
         </w:rPr>
-        <w:t xml:space="preserve"> de </w:t>
-      </w:r>
-      <w:proofErr w:type="spellStart"/>
-      <w:r>
-        <w:rPr>
-          <w:lang w:val="pt-BR"/>
-        </w:rPr>
-        <w:t>A</w:t>
+        <w:t xml:space="preserve"> de A</w:t>
       </w:r>
       <w:r>
         <w:rPr>
@@ -8893,7 +8832,6 @@
         <w:t>ctividades</w:t>
       </w:r>
       <w:bookmarkEnd w:id="54"/>
-      <w:proofErr w:type="spellEnd"/>
     </w:p>
     <w:p>
       <w:pPr>
